--- a/courts/ninth-circuit/northern-mariana-islands/state/supreme-court/answering-brief/usage/OUTPUT-answering-brief.docx
+++ b/courts/ninth-circuit/northern-mariana-islands/state/supreme-court/answering-brief/usage/OUTPUT-answering-brief.docx
@@ -6063,7 +6063,7 @@
         <w:pStyle w:val="BodyText"/>
       </w:pPr>
       <w:r>
-        <w:t xml:space="preserve">The background for the out of state motorists started in 1927 when states like Massachusetts realized that they had a problem when out of state motorists would come into their states, have traffic accidents and then leave the state with unresolved damages. MA and then other states began enacting long arm statutes to reach out of state motorists involved in accidents. Per an article on GA law on the Internet (www.lawskills.com/​case/​gas/​id/66757), all fifty states have nonresident motorist laws.</w:t>
+        <w:t xml:space="preserve">The background for the out of state motorists started in 1927 when states like Massachusetts realized that they had a problem when out of state motorists would come into their states, have traffic accidents and then leave the state with unresolved damages. MA and then other states began enacting long arm statutes to reach out of state motorists involved in accidents. Per an article on GA law on the Internet (www.​lawskills.​com/​case/​gas/​id/​66757), all fifty states have nonresident motorist laws.</w:t>
       </w:r>
     </w:p>
     <w:p>
@@ -8535,7 +8535,7 @@
         <w:pStyle w:val="BodyText"/>
       </w:pPr>
       <w:r>
-        <w:t xml:space="preserve">The Third Judicial District Court Internet site’s (www.the3rdjudicialdistrict.com) Glossary of Legal Terms defines the</w:t>
+        <w:t xml:space="preserve">The Third Judicial District Court Internet site’s (www.​the3rdjudicialdistrict.​com) Glossary of Legal Terms defines the</w:t>
       </w:r>
       <w:r>
         <w:t xml:space="preserve"> </w:t>
@@ -10137,6 +10137,7 @@
     <w:unhideWhenUsed/>
     <w:qFormat/>
     <w:pPr>
+      <w:keepLines/>
       <w:spacing w:before="0" w:after="140" w:line="276" w:lineRule="exact"/>
     </w:pPr>
     <w:rPr>

--- a/courts/ninth-circuit/northern-mariana-islands/state/supreme-court/answering-brief/usage/OUTPUT-answering-brief.docx
+++ b/courts/ninth-circuit/northern-mariana-islands/state/supreme-court/answering-brief/usage/OUTPUT-answering-brief.docx
@@ -10390,6 +10390,33 @@
       <w:ind w:left="2160" w:hanging="720"/>
     </w:pPr>
   </w:style>
+  <w:style w:type="paragraph" w:customStyle="1" w:styleId="XdQuoteList1">
+    <w:name w:val="Xd Quote List 1"/>
+    <w:basedOn w:val="Normal"/>
+    <w:qFormat/>
+    <w:pPr>
+      <w:spacing w:before="0" w:after="0" w:line="276" w:lineRule="exact"/>
+      <w:ind w:left="1440" w:right="720" w:hanging="720"/>
+    </w:pPr>
+  </w:style>
+  <w:style w:type="paragraph" w:customStyle="1" w:styleId="XdQuoteList2">
+    <w:name w:val="Xd Quote List 2"/>
+    <w:basedOn w:val="Normal"/>
+    <w:qFormat/>
+    <w:pPr>
+      <w:spacing w:before="0" w:after="0" w:line="276" w:lineRule="exact"/>
+      <w:ind w:left="2160" w:right="720" w:hanging="720"/>
+    </w:pPr>
+  </w:style>
+  <w:style w:type="paragraph" w:customStyle="1" w:styleId="XdQuoteList3">
+    <w:name w:val="Xd Quote List 3"/>
+    <w:basedOn w:val="Normal"/>
+    <w:qFormat/>
+    <w:pPr>
+      <w:spacing w:before="0" w:after="0" w:line="276" w:lineRule="exact"/>
+      <w:ind w:left="2880" w:right="720" w:hanging="720"/>
+    </w:pPr>
+  </w:style>
   <w:style w:type="paragraph" w:customStyle="1" w:styleId="XdList1">
     <w:name w:val="XdList1"/>
     <w:basedOn w:val="BodyText"/>

--- a/courts/ninth-circuit/northern-mariana-islands/state/supreme-court/answering-brief/usage/OUTPUT-answering-brief.docx
+++ b/courts/ninth-circuit/northern-mariana-islands/state/supreme-court/answering-brief/usage/OUTPUT-answering-brief.docx
@@ -41,9 +41,7 @@
           <w:b/>
           <w:bCs/>
         </w:rPr>
-        <w:t xml:space="preserve">06</w:t>
-        <w:noBreakHyphen/>
-        <w:t xml:space="preserve">0006</w:t>
+        <w:t xml:space="preserve">06-⁠0006</w:t>
       </w:r>
       <w:r>
         <w:rPr>
@@ -802,11 +800,7 @@
               <w:t xml:space="preserve"> </w:t>
             </w:r>
             <w:r>
-              <w:t xml:space="preserve">208</w:t>
-              <w:noBreakHyphen/>
-              <w:t xml:space="preserve">245</w:t>
-              <w:noBreakHyphen/>
-              <w:t xml:space="preserve">1691</w:t>
+              <w:t xml:space="preserve">208-⁠245-⁠1691</w:t>
             </w:r>
           </w:p>
         </w:tc>
@@ -3768,13 +3762,7 @@
         <w:pStyle w:val="BodyText"/>
       </w:pPr>
       <w:r>
-        <w:t xml:space="preserve">Problem 3 notes Bisom’s claims that he was absent from the office on approved leave (ibid, p. 4</w:t>
-      </w:r>
-      <w:r>
-        <w:noBreakHyphen/>
-      </w:r>
-      <w:r>
-        <w:t xml:space="preserve">6). The truth is that Bradshaw never approved any leave for Bisom.</w:t>
+        <w:t xml:space="preserve">Problem 3 notes Bisom’s claims that he was absent from the office on approved leave (ibid, p. 4-⁠6). The truth is that Bradshaw never approved any leave for Bisom.</w:t>
       </w:r>
     </w:p>
     <w:p>
@@ -3834,39 +3822,15 @@
         <w:pStyle w:val="BodyText"/>
       </w:pPr>
       <w:r>
-        <w:t xml:space="preserve">The brief’s statement of facts (ibid, p. 6) and other allegations address Bradshaw’s termination of Bisom for cause. In the 96</w:t>
-      </w:r>
-      <w:r>
-        <w:noBreakHyphen/>
-      </w:r>
-      <w:r>
-        <w:t xml:space="preserve">1320 suit, Bisom attached Bradshaw’s termination letter (in an incomplete form) as an exhibit. This letter was not supplied to the court in the Bisom brief. It is attached herewith (def ER, p. 1). Before dispatching this letter, Bradshaw fully coordinated its contents with Personnel Officer Norbert Sablan and an Assistant Attorney General named Jerry. They concurred in its contents as far as meeting CNMI standards for discharge with cause.</w:t>
-      </w:r>
-    </w:p>
-    <w:p>
-      <w:pPr>
-        <w:pStyle w:val="BodyText"/>
-      </w:pPr>
-      <w:r>
-        <w:t xml:space="preserve">In paragraphs 62</w:t>
-      </w:r>
-      <w:r>
-        <w:noBreakHyphen/>
-      </w:r>
-      <w:r>
-        <w:t xml:space="preserve">69 of his complaint in 96</w:t>
-      </w:r>
-      <w:r>
-        <w:noBreakHyphen/>
-      </w:r>
-      <w:r>
-        <w:t xml:space="preserve">1320 (Bisom’s ER, p. 10</w:t>
-      </w:r>
-      <w:r>
-        <w:noBreakHyphen/>
-      </w:r>
-      <w:r>
-        <w:t xml:space="preserve">12), Bisom confirmed the propriety of Bradshaw’s termination of him for cause. Bisom admitted that he had unauthorized and clandestine meetings with the Governor-elect to discuss his work to oppose Bradshaw and the single audit underway by Deloitte and Touche. As a matter of fact, Deloitte and Touche has done single audits on the CNMI for years now–both before and after their work in 1993.</w:t>
+        <w:t xml:space="preserve">The brief’s statement of facts (ibid, p. 6) and other allegations address Bradshaw’s termination of Bisom for cause. In the 96-⁠1320 suit, Bisom attached Bradshaw’s termination letter (in an incomplete form) as an exhibit. This letter was not supplied to the court in the Bisom brief. It is attached herewith (def ER, p. 1). Before dispatching this letter, Bradshaw fully coordinated its contents with Personnel Officer Norbert Sablan and an Assistant Attorney General named Jerry. They concurred in its contents as far as meeting CNMI standards for discharge with cause.</w:t>
+      </w:r>
+    </w:p>
+    <w:p>
+      <w:pPr>
+        <w:pStyle w:val="BodyText"/>
+      </w:pPr>
+      <w:r>
+        <w:t xml:space="preserve">In paragraphs 62-⁠69 of his complaint in 96-⁠1320 (Bisom’s ER, p. 10-⁠12), Bisom confirmed the propriety of Bradshaw’s termination of him for cause. Bisom admitted that he had unauthorized and clandestine meetings with the Governor-elect to discuss his work to oppose Bradshaw and the single audit underway by Deloitte and Touche. As a matter of fact, Deloitte and Touche has done single audits on the CNMI for years now–both before and after their work in 1993.</w:t>
       </w:r>
     </w:p>
     <w:p>
@@ -3899,13 +3863,7 @@
         <w:t xml:space="preserve">“Sorensen”</w:t>
       </w:r>
       <w:r>
-        <w:t xml:space="preserve">) entered absolutely fraudulent mailing documents into the case file. The Dec 29, 2005 order of Judge Lizama makes note of the clear presence of fraudulent documents (entries of May 5, 1997 [p. 2]; Jun 9 and 30 of 1997 [p. 3]; Aug 27, 1999 [p. 4]; and Paragraph C [p. 15</w:t>
-      </w:r>
-      <w:r>
-        <w:noBreakHyphen/>
-      </w:r>
-      <w:r>
-        <w:t xml:space="preserve">16]).</w:t>
+        <w:t xml:space="preserve">) entered absolutely fraudulent mailing documents into the case file. The Dec 29, 2005 order of Judge Lizama makes note of the clear presence of fraudulent documents (entries of May 5, 1997 [p. 2]; Jun 9 and 30 of 1997 [p. 3]; Aug 27, 1999 [p. 4]; and Paragraph C [p. 15-⁠16]).</w:t>
       </w:r>
     </w:p>
     <w:p>
@@ -4030,13 +3988,7 @@
         <w:pStyle w:val="BodyText"/>
       </w:pPr>
       <w:r>
-        <w:t xml:space="preserve">As a minimum, Bisom/​Sorensen submitted one and possibly two sets of fraudulent documents to the CNMI court in 96</w:t>
-      </w:r>
-      <w:r>
-        <w:noBreakHyphen/>
-      </w:r>
-      <w:r>
-        <w:t xml:space="preserve">1320 to obtain a default judgment which is what happened. Surely, the appeals court will not now take action to reward the responsible person(s) involved in fraud with an unearned judgment.</w:t>
+        <w:t xml:space="preserve">As a minimum, Bisom/​Sorensen submitted one and possibly two sets of fraudulent documents to the CNMI court in 96-⁠1320 to obtain a default judgment which is what happened. Surely, the appeals court will not now take action to reward the responsible person(s) involved in fraud with an unearned judgment.</w:t>
       </w:r>
     </w:p>
     <w:p>
@@ -4154,39 +4106,15 @@
         <w:pStyle w:val="BodyText"/>
       </w:pPr>
       <w:r>
-        <w:t xml:space="preserve">Sometimes, he makes charges of events which could be immediately proven with a transcript of the 2000 trial (as on pages 24</w:t>
-      </w:r>
-      <w:r>
-        <w:noBreakHyphen/>
-      </w:r>
-      <w:r>
-        <w:t xml:space="preserve">25 on what the AG purportedly said at the trial in case 96</w:t>
-      </w:r>
-      <w:r>
-        <w:noBreakHyphen/>
-      </w:r>
-      <w:r>
-        <w:t xml:space="preserve">1320, etc) and the void 60 hearing in the fall of 2005 (for example–page 13 when Bisom alleged that Bradshaw never explained why it took five years to bring action; page 14 where he says that Judge Lizama denied him an opportunity to demonstrate prejudice; page 14 that the trial court ignored items dealing with service of process of out of state defendants, etc). The time issue was addressed in the oral hearing by Judge Lizama. Otherwise, the transcript would establish whether Bisom’s charges are true or not.</w:t>
-      </w:r>
-    </w:p>
-    <w:p>
-      <w:pPr>
-        <w:pStyle w:val="BodyText"/>
-      </w:pPr>
-      <w:r>
-        <w:t xml:space="preserve">Since the record shows that the plaintiff willingly supplied false information to the court in 96</w:t>
-      </w:r>
-      <w:r>
-        <w:noBreakHyphen/>
-      </w:r>
-      <w:r>
-        <w:t xml:space="preserve">1320, the appeals court should now demand that the plaintiff prove oral statements made at the trial or dispense with them. If Bisom would have included the transcript of the hearings, many of Bisom’s charges could be proven or disproven. Yet, Bisom has not supplied transcripts. And now he marches into court to claim that issues were or were not properly addressed in the oral hearings of 96</w:t>
-      </w:r>
-      <w:r>
-        <w:noBreakHyphen/>
-      </w:r>
-      <w:r>
-        <w:t xml:space="preserve">1320.</w:t>
+        <w:t xml:space="preserve">Sometimes, he makes charges of events which could be immediately proven with a transcript of the 2000 trial (as on pages 24-⁠25 on what the AG purportedly said at the trial in case 96-⁠1320, etc) and the void 60 hearing in the fall of 2005 (for example–page 13 when Bisom alleged that Bradshaw never explained why it took five years to bring action; page 14 where he says that Judge Lizama denied him an opportunity to demonstrate prejudice; page 14 that the trial court ignored items dealing with service of process of out of state defendants, etc). The time issue was addressed in the oral hearing by Judge Lizama. Otherwise, the transcript would establish whether Bisom’s charges are true or not.</w:t>
+      </w:r>
+    </w:p>
+    <w:p>
+      <w:pPr>
+        <w:pStyle w:val="BodyText"/>
+      </w:pPr>
+      <w:r>
+        <w:t xml:space="preserve">Since the record shows that the plaintiff willingly supplied false information to the court in 96-⁠1320, the appeals court should now demand that the plaintiff prove oral statements made at the trial or dispense with them. If Bisom would have included the transcript of the hearings, many of Bisom’s charges could be proven or disproven. Yet, Bisom has not supplied transcripts. And now he marches into court to claim that issues were or were not properly addressed in the oral hearings of 96-⁠1320.</w:t>
       </w:r>
     </w:p>
     <w:p>
@@ -4210,13 +4138,7 @@
         <w:pStyle w:val="BodyText"/>
       </w:pPr>
       <w:r>
-        <w:t xml:space="preserve">Bisom clearly expects defendant to disprove his allegations or the court must accept his allegations as true. This is an absurd and unfair posture that he has tried to create for the defendant. It is his job to prove his statements with evidence which is in fact available. The Superior Court has recordings of oral discussions in both the 2000 trial and 2005 void hearing. The transcripts will either prove or disprove his allegations. If he does not present the proof for his allegations on the oral hearings in 96</w:t>
-      </w:r>
-      <w:r>
-        <w:noBreakHyphen/>
-      </w:r>
-      <w:r>
-        <w:t xml:space="preserve">1320, then the Supreme Court must totally reject his allegations as being false and/​or unsubstantiated.</w:t>
+        <w:t xml:space="preserve">Bisom clearly expects defendant to disprove his allegations or the court must accept his allegations as true. This is an absurd and unfair posture that he has tried to create for the defendant. It is his job to prove his statements with evidence which is in fact available. The Superior Court has recordings of oral discussions in both the 2000 trial and 2005 void hearing. The transcripts will either prove or disprove his allegations. If he does not present the proof for his allegations on the oral hearings in 96-⁠1320, then the Supreme Court must totally reject his allegations as being false and/​or unsubstantiated.</w:t>
       </w:r>
     </w:p>
     <w:p>
@@ -4632,27 +4554,15 @@
         <w:pStyle w:val="BodyText"/>
       </w:pPr>
       <w:r>
-        <w:t xml:space="preserve">Plaintiff also complains (p. 13) that Bradshaw did not submit an affidavit on his video store in 1998</w:t>
-      </w:r>
-      <w:r>
-        <w:noBreakHyphen/>
-      </w:r>
-      <w:r>
-        <w:t xml:space="preserve">1999 in Elk, WA and his presence there to accept service. Bradshaw’s address (40203 N. Newport Hwy) was a street address and not a post office box number. Street addresses are customarily addresses where people live/​work and where they can be found.</w:t>
-      </w:r>
-    </w:p>
-    <w:p>
-      <w:pPr>
-        <w:pStyle w:val="BodyText"/>
-      </w:pPr>
-      <w:r>
-        <w:t xml:space="preserve">The affidavits of Ms Dassow and Mr Vanderholm (p. 96</w:t>
-      </w:r>
-      <w:r>
-        <w:noBreakHyphen/>
-      </w:r>
-      <w:r>
-        <w:t xml:space="preserve">97 of Bisom’s ER) both mention Bradshaw’s daily presence at 40203 N. Newport Hwy where he operated a retail store with no employees. These witnesses are conclusive that Bradshaw was present and could have been served daily by Bisom. The truth is that Bisom made no effort to effect personal service on Bradshaw in Elk, WA.</w:t>
+        <w:t xml:space="preserve">Plaintiff also complains (p. 13) that Bradshaw did not submit an affidavit on his video store in 1998-⁠1999 in Elk, WA and his presence there to accept service. Bradshaw’s address (40203 N. Newport Hwy) was a street address and not a post office box number. Street addresses are customarily addresses where people live/​work and where they can be found.</w:t>
+      </w:r>
+    </w:p>
+    <w:p>
+      <w:pPr>
+        <w:pStyle w:val="BodyText"/>
+      </w:pPr>
+      <w:r>
+        <w:t xml:space="preserve">The affidavits of Ms Dassow and Mr Vanderholm (p. 96-⁠97 of Bisom’s ER) both mention Bradshaw’s daily presence at 40203 N. Newport Hwy where he operated a retail store with no employees. These witnesses are conclusive that Bradshaw was present and could have been served daily by Bisom. The truth is that Bisom made no effort to effect personal service on Bradshaw in Elk, WA.</w:t>
       </w:r>
     </w:p>
     <w:p>
@@ -4964,13 +4874,7 @@
         <w:pStyle w:val="BodyText"/>
       </w:pPr>
       <w:r>
-        <w:t xml:space="preserve">Bradshaw’s motion addresses four issues which govern service. They are: (1) What the law says in 7 CMC 1102</w:t>
-      </w:r>
-      <w:r>
-        <w:noBreakHyphen/>
-      </w:r>
-      <w:r>
-        <w:t xml:space="preserve">1104;</w:t>
+        <w:t xml:space="preserve">Bradshaw’s motion addresses four issues which govern service. They are: (1) What the law says in 7 CMC 1102-⁠1104;</w:t>
       </w:r>
       <w:r>
         <w:t xml:space="preserve"> </w:t>
@@ -5466,45 +5370,15 @@
         <w:pStyle w:val="BodyText"/>
       </w:pPr>
       <w:r>
-        <w:t xml:space="preserve">Plaintiff’s brief cites seven cases as allegedly proving from US case law that Bradshaw purposely avoided mail service and that Judge Castro’s order of Feb 22, 2000 was correct. However, the plaintiff’s attempt to use these cases were all inconsistent with the facts and law in 96</w:t>
-      </w:r>
-      <w:r>
-        <w:noBreakHyphen/>
-      </w:r>
-      <w:r>
-        <w:t xml:space="preserve">1320. The truth is that the seven cases have almost nothing in common with 96</w:t>
-      </w:r>
-      <w:r>
-        <w:noBreakHyphen/>
-      </w:r>
-      <w:r>
-        <w:t xml:space="preserve">1320. In terms of the state laws involved, they are in totally different worlds. Trying to compare 96</w:t>
-      </w:r>
-      <w:r>
-        <w:noBreakHyphen/>
-      </w:r>
-      <w:r>
-        <w:t xml:space="preserve">1320 with these seven cases is like comparing apples and oranges.</w:t>
-      </w:r>
-    </w:p>
-    <w:p>
-      <w:pPr>
-        <w:pStyle w:val="BodyText"/>
-      </w:pPr>
-      <w:r>
-        <w:t xml:space="preserve">Actually, plaintiff merely quoted a few remarks from each case out of context to supposedly prove his point. Yet, if the other remarks in the cases and laws in question were actually checked, instead of blindly accepting plaintiff’s argument, the words are clear that these seven cases are far afield from 96</w:t>
-      </w:r>
-      <w:r>
-        <w:noBreakHyphen/>
-      </w:r>
-      <w:r>
-        <w:t xml:space="preserve">1320. The only thing they have in common is that among several issues in each case, they did address mail service and two of them involved acts of fraud as is true in 96</w:t>
-      </w:r>
-      <w:r>
-        <w:noBreakHyphen/>
-      </w:r>
-      <w:r>
-        <w:t xml:space="preserve">1320.</w:t>
+        <w:t xml:space="preserve">Plaintiff’s brief cites seven cases as allegedly proving from US case law that Bradshaw purposely avoided mail service and that Judge Castro’s order of Feb 22, 2000 was correct. However, the plaintiff’s attempt to use these cases were all inconsistent with the facts and law in 96-⁠1320. The truth is that the seven cases have almost nothing in common with 96-⁠1320. In terms of the state laws involved, they are in totally different worlds. Trying to compare 96-⁠1320 with these seven cases is like comparing apples and oranges.</w:t>
+      </w:r>
+    </w:p>
+    <w:p>
+      <w:pPr>
+        <w:pStyle w:val="BodyText"/>
+      </w:pPr>
+      <w:r>
+        <w:t xml:space="preserve">Actually, plaintiff merely quoted a few remarks from each case out of context to supposedly prove his point. Yet, if the other remarks in the cases and laws in question were actually checked, instead of blindly accepting plaintiff’s argument, the words are clear that these seven cases are far afield from 96-⁠1320. The only thing they have in common is that among several issues in each case, they did address mail service and two of them involved acts of fraud as is true in 96-⁠1320.</w:t>
       </w:r>
     </w:p>
     <w:p>
@@ -5547,13 +5421,7 @@
         <w:t xml:space="preserve">v. Heffernan</w:t>
       </w:r>
       <w:r>
-        <w:t xml:space="preserve">, 182 So. 427</w:t>
-      </w:r>
-      <w:r>
-        <w:noBreakHyphen/>
-      </w:r>
-      <w:r>
-        <w:t xml:space="preserve">432 (FL 1938) (hereafter</w:t>
+        <w:t xml:space="preserve">, 182 So. 427-⁠432 (FL 1938) (hereafter</w:t>
       </w:r>
       <w:r>
         <w:t xml:space="preserve"> </w:t>
@@ -5610,13 +5478,7 @@
         <w:t xml:space="preserve">v. Keller</w:t>
       </w:r>
       <w:r>
-        <w:t xml:space="preserve">, 160 A. 909</w:t>
-      </w:r>
-      <w:r>
-        <w:noBreakHyphen/>
-      </w:r>
-      <w:r>
-        <w:t xml:space="preserve">911 (Del 1932) (hereafter</w:t>
+        <w:t xml:space="preserve">, 160 A. 909-⁠911 (Del 1932) (hereafter</w:t>
       </w:r>
       <w:r>
         <w:t xml:space="preserve"> </w:t>
@@ -5673,13 +5535,7 @@
         <w:t xml:space="preserve">v. Whitsell</w:t>
       </w:r>
       <w:r>
-        <w:t xml:space="preserve">, 476 S.W. 2d 230</w:t>
-      </w:r>
-      <w:r>
-        <w:noBreakHyphen/>
-      </w:r>
-      <w:r>
-        <w:t xml:space="preserve">233 (Ark 1972) (hereafter</w:t>
+        <w:t xml:space="preserve">, 476 S.W. 2d 230-⁠233 (Ark 1972) (hereafter</w:t>
       </w:r>
       <w:r>
         <w:t xml:space="preserve"> </w:t>
@@ -5736,13 +5592,7 @@
         <w:t xml:space="preserve">v. Ross School of Aviation, Inc.</w:t>
       </w:r>
       <w:r>
-        <w:t xml:space="preserve">, 822 F. 2d, 939</w:t>
-      </w:r>
-      <w:r>
-        <w:noBreakHyphen/>
-      </w:r>
-      <w:r>
-        <w:t xml:space="preserve">946 (10th Cir 1987) (hereafter</w:t>
+        <w:t xml:space="preserve">, 822 F. 2d, 939-⁠946 (10th Cir 1987) (hereafter</w:t>
       </w:r>
       <w:r>
         <w:t xml:space="preserve"> </w:t>
@@ -5799,13 +5649,7 @@
         <w:t xml:space="preserve">v. Southern Brokers, Ltd.</w:t>
       </w:r>
       <w:r>
-        <w:t xml:space="preserve">, 289 S. E. 2d 642</w:t>
-      </w:r>
-      <w:r>
-        <w:noBreakHyphen/>
-      </w:r>
-      <w:r>
-        <w:t xml:space="preserve">645 (SC 1982) (hereafter</w:t>
+        <w:t xml:space="preserve">, 289 S. E. 2d 642-⁠645 (SC 1982) (hereafter</w:t>
       </w:r>
       <w:r>
         <w:t xml:space="preserve"> </w:t>
@@ -5919,13 +5763,7 @@
         <w:t xml:space="preserve">v. Van Marter</w:t>
       </w:r>
       <w:r>
-        <w:t xml:space="preserve">, 189 A. 537</w:t>
-      </w:r>
-      <w:r>
-        <w:noBreakHyphen/>
-      </w:r>
-      <w:r>
-        <w:t xml:space="preserve">539 (PA Super 1936) (hereafter</w:t>
+        <w:t xml:space="preserve">, 189 A. 537-⁠539 (PA Super 1936) (hereafter</w:t>
       </w:r>
       <w:r>
         <w:t xml:space="preserve"> </w:t>
@@ -6071,13 +5909,7 @@
         <w:pStyle w:val="BodyText"/>
       </w:pPr>
       <w:r>
-        <w:t xml:space="preserve">These out of state motorist acts typically include several elements on service. First, they must be served on the Secretary of the State or some other state official where the suit is filed (the state official becomes the attorney in fact for the out of state defendant by statutory law). Even some other state long arm statutes use service on the Secretary of the State. For example, under Virginia Code section 801</w:t>
-      </w:r>
-      <w:r>
-        <w:noBreakHyphen/>
-      </w:r>
-      <w:r>
-        <w:t xml:space="preserve">329, service is made on the Secretary of the Commonwealth who becomes the statutory agent for the defendant.</w:t>
+        <w:t xml:space="preserve">These out of state motorist acts typically include several elements on service. First, they must be served on the Secretary of the State or some other state official where the suit is filed (the state official becomes the attorney in fact for the out of state defendant by statutory law). Even some other state long arm statutes use service on the Secretary of the State. For example, under Virginia Code section 801-⁠329, service is made on the Secretary of the Commonwealth who becomes the statutory agent for the defendant.</w:t>
       </w:r>
     </w:p>
     <w:p>
@@ -6207,13 +6039,7 @@
         <w:pStyle w:val="BodyText"/>
       </w:pPr>
       <w:r>
-        <w:t xml:space="preserve">As a matter of information, most US state rules of civil procedure limit the entry of a default judgment on a defendant via certified mail unless a signed return receipt is provided to the court as proof of service. Many states require that certified mail service be made by the Clerk of Court, Sheriff, Secretary of State, etc to insure the propriety of the mailing and avoid fraud that can ensue as happened in CNMI case 96</w:t>
-      </w:r>
-      <w:r>
-        <w:noBreakHyphen/>
-      </w:r>
-      <w:r>
-        <w:t xml:space="preserve">1320.</w:t>
+        <w:t xml:space="preserve">As a matter of information, most US state rules of civil procedure limit the entry of a default judgment on a defendant via certified mail unless a signed return receipt is provided to the court as proof of service. Many states require that certified mail service be made by the Clerk of Court, Sheriff, Secretary of State, etc to insure the propriety of the mailing and avoid fraud that can ensue as happened in CNMI case 96-⁠1320.</w:t>
       </w:r>
     </w:p>
     <w:p>
@@ -6269,13 +6095,7 @@
         <w:t xml:space="preserve"> </w:t>
       </w:r>
       <w:r>
-        <w:t xml:space="preserve">(item A, p. 231</w:t>
-      </w:r>
-      <w:r>
-        <w:noBreakHyphen/>
-      </w:r>
-      <w:r>
-        <w:t xml:space="preserve">232). This terminology from the UIIPA opens the door for the court’s discretion on whether notice is given or not.</w:t>
+        <w:t xml:space="preserve">(item A, p. 231-⁠232). This terminology from the UIIPA opens the door for the court’s discretion on whether notice is given or not.</w:t>
       </w:r>
     </w:p>
     <w:p>
@@ -6296,13 +6116,7 @@
         <w:t xml:space="preserve">Merriott</w:t>
       </w:r>
       <w:r>
-        <w:t xml:space="preserve">, the plaintiff’s attorney mailed the notice, which was contrary to the law. Thus, though actual notice was given, the case was nevertheless remanded to the trial court for further action. As a minimum, the mailing or serving of the notice by the sheriff (or Clerk of Court) takes the question out of the hands of the plaintiff who could attempt fraudulent mailing actions as happened in the CNMI 96</w:t>
-      </w:r>
-      <w:r>
-        <w:noBreakHyphen/>
-      </w:r>
-      <w:r>
-        <w:t xml:space="preserve">1320 case under appeal.</w:t>
+        <w:t xml:space="preserve">, the plaintiff’s attorney mailed the notice, which was contrary to the law. Thus, though actual notice was given, the case was nevertheless remanded to the trial court for further action. As a minimum, the mailing or serving of the notice by the sheriff (or Clerk of Court) takes the question out of the hands of the plaintiff who could attempt fraudulent mailing actions as happened in the CNMI 96-⁠1320 case under appeal.</w:t>
       </w:r>
     </w:p>
     <w:p>
@@ -6350,13 +6164,7 @@
         <w:t xml:space="preserve"> </w:t>
       </w:r>
       <w:r>
-        <w:t xml:space="preserve">case, the FL Secretary of State became the agent of the defendant to receive process (page 429</w:t>
-      </w:r>
-      <w:r>
-        <w:noBreakHyphen/>
-      </w:r>
-      <w:r>
-        <w:t xml:space="preserve">430). In this case, notice in a letter was sent by registered mail. And in later litigation with the defendant, delivery of the notice was established.</w:t>
+        <w:t xml:space="preserve">case, the FL Secretary of State became the agent of the defendant to receive process (page 429-⁠430). In this case, notice in a letter was sent by registered mail. And in later litigation with the defendant, delivery of the notice was established.</w:t>
       </w:r>
     </w:p>
     <w:p>
@@ -6459,13 +6267,7 @@
         <w:pStyle w:val="BodyText"/>
       </w:pPr>
       <w:r>
-        <w:t xml:space="preserve">Interestingly, this case has some similarities with 96</w:t>
-      </w:r>
-      <w:r>
-        <w:noBreakHyphen/>
-      </w:r>
-      <w:r>
-        <w:t xml:space="preserve">1320 in that Bisom/​Sorensen were also caught in acts of malicious prosecution, fraud, deception, etc as discussed above. Based on the</w:t>
+        <w:t xml:space="preserve">Interestingly, this case has some similarities with 96-⁠1320 in that Bisom/​Sorensen were also caught in acts of malicious prosecution, fraud, deception, etc as discussed above. Based on the</w:t>
       </w:r>
       <w:r>
         <w:t xml:space="preserve"> </w:t>
@@ -6574,13 +6376,7 @@
         <w:pStyle w:val="BodyText"/>
       </w:pPr>
       <w:r>
-        <w:t xml:space="preserve">Obviously, before the postal tracking services since 2004, US mail services offered enormous opportunities for mail fraud and even certified mail was not totally reliable (as the US Congress foresaw–v. 4, p. 56, Wright &amp; Miller, 1987 ed). Actually, this problem Congress foresaw is exactly what occurred in CNMI case 96</w:t>
-      </w:r>
-      <w:r>
-        <w:noBreakHyphen/>
-      </w:r>
-      <w:r>
-        <w:t xml:space="preserve">1320 when Bisom/​Sorensen misappropriated post office forms and prepared fraudulent certified mail receipts to show service on Bradshaw when the service never happened (as described above). When you are dealing with crooks, it is very easy to prepare postal documents to reflect anything one may desire.</w:t>
+        <w:t xml:space="preserve">Obviously, before the postal tracking services since 2004, US mail services offered enormous opportunities for mail fraud and even certified mail was not totally reliable (as the US Congress foresaw–v. 4, p. 56, Wright &amp; Miller, 1987 ed). Actually, this problem Congress foresaw is exactly what occurred in CNMI case 96-⁠1320 when Bisom/​Sorensen misappropriated post office forms and prepared fraudulent certified mail receipts to show service on Bradshaw when the service never happened (as described above). When you are dealing with crooks, it is very easy to prepare postal documents to reflect anything one may desire.</w:t>
       </w:r>
     </w:p>
     <w:p>
@@ -6777,13 +6573,7 @@
         <w:pStyle w:val="BodyText"/>
       </w:pPr>
       <w:r>
-        <w:t xml:space="preserve">This backdrop takes one to the CNMI long arm statute in 7 CMC 1102</w:t>
-      </w:r>
-      <w:r>
-        <w:noBreakHyphen/>
-      </w:r>
-      <w:r>
-        <w:t xml:space="preserve">1104.</w:t>
+        <w:t xml:space="preserve">This backdrop takes one to the CNMI long arm statute in 7 CMC 1102-⁠1104.</w:t>
       </w:r>
       <w:r>
         <w:t xml:space="preserve"> </w:t>
@@ -6856,13 +6646,7 @@
         <w:t xml:space="preserve"> </w:t>
       </w:r>
       <w:r>
-        <w:t xml:space="preserve">(US District Court Idaho 5</w:t>
-      </w:r>
-      <w:r>
-        <w:noBreakHyphen/>
-      </w:r>
-      <w:r>
-        <w:t xml:space="preserve">84), defendants Sorensen and Bisom received notice of service of process. Yet both objected to it in their motion to dismiss on July 7, 2005 on the premise that</w:t>
+        <w:t xml:space="preserve">(US District Court Idaho 5-⁠84), defendants Sorensen and Bisom received notice of service of process. Yet both objected to it in their motion to dismiss on July 7, 2005 on the premise that</w:t>
       </w:r>
       <w:r>
         <w:t xml:space="preserve"> </w:t>
@@ -6898,13 +6682,7 @@
         <w:t xml:space="preserve">v. Kanawha Inv. Holding Co.</w:t>
       </w:r>
       <w:r>
-        <w:t xml:space="preserve">, 161 F.R.D. 673</w:t>
-      </w:r>
-      <w:r>
-        <w:noBreakHyphen/>
-      </w:r>
-      <w:r>
-        <w:t xml:space="preserve">686, N.D. Iowa 1995) (hereafter</w:t>
+        <w:t xml:space="preserve">, 161 F.R.D. 673-⁠686, N.D. Iowa 1995) (hereafter</w:t>
       </w:r>
       <w:r>
         <w:t xml:space="preserve"> </w:t>
@@ -6979,13 +6757,7 @@
         <w:t xml:space="preserve">Investment Co. v. O.L.D. Inc.</w:t>
       </w:r>
       <w:r>
-        <w:t xml:space="preserve">, C.A. 6th, 1999, 167 F.3d 320</w:t>
-      </w:r>
-      <w:r>
-        <w:noBreakHyphen/>
-      </w:r>
-      <w:r>
-        <w:t xml:space="preserve">325 (hereafter</w:t>
+        <w:t xml:space="preserve">, C.A. 6th, 1999, 167 F.3d 320-⁠325 (hereafter</w:t>
       </w:r>
       <w:r>
         <w:t xml:space="preserve"> </w:t>
@@ -7034,13 +6806,7 @@
         <w:t xml:space="preserve">v. Wells</w:t>
       </w:r>
       <w:r>
-        <w:t xml:space="preserve">, C.A. 11th, 1991, 922 F.2d 726</w:t>
-      </w:r>
-      <w:r>
-        <w:noBreakHyphen/>
-      </w:r>
-      <w:r>
-        <w:t xml:space="preserve">729 (hereafter</w:t>
+        <w:t xml:space="preserve">, C.A. 11th, 1991, 922 F.2d 726-⁠729 (hereafter</w:t>
       </w:r>
       <w:r>
         <w:t xml:space="preserve"> </w:t>
@@ -7150,13 +6916,7 @@
         <w:pStyle w:val="BodyText"/>
       </w:pPr>
       <w:r>
-        <w:t xml:space="preserve">Manifestly, the alleged service by Bisom on Bradshaw in 96</w:t>
-      </w:r>
-      <w:r>
-        <w:noBreakHyphen/>
-      </w:r>
-      <w:r>
-        <w:t xml:space="preserve">1320 did not conform to the Federal rules for due process. Therefore, Bisom’s efforts were contrary to 7 CMC 1102(e).</w:t>
+        <w:t xml:space="preserve">Manifestly, the alleged service by Bisom on Bradshaw in 96-⁠1320 did not conform to the Federal rules for due process. Therefore, Bisom’s efforts were contrary to 7 CMC 1102(e).</w:t>
       </w:r>
       <w:r>
         <w:t xml:space="preserve"> </w:t>
@@ -7324,13 +7084,7 @@
         <w:pStyle w:val="BodyText"/>
       </w:pPr>
       <w:r>
-        <w:t xml:space="preserve">The issue here is that neither plaintiff Bisom nor Judge Castro in the court in Feb 2000 bothered to follow the CNMI laws and rules. Manifestly, they certainly did not obey 7 CMC 1102</w:t>
-      </w:r>
-      <w:r>
-        <w:noBreakHyphen/>
-      </w:r>
-      <w:r>
-        <w:t xml:space="preserve">1104.</w:t>
+        <w:t xml:space="preserve">The issue here is that neither plaintiff Bisom nor Judge Castro in the court in Feb 2000 bothered to follow the CNMI laws and rules. Manifestly, they certainly did not obey 7 CMC 1102-⁠1104.</w:t>
       </w:r>
       <w:r>
         <w:t xml:space="preserve"> </w:t>
@@ -7386,13 +7140,7 @@
         <w:t xml:space="preserve"> </w:t>
       </w:r>
       <w:r>
-        <w:t xml:space="preserve">In Judge Lizama’s order, this issue of avoiding service came up only because Bradshaw was candid, frank and truthful and hid nothing from the Lizama court; and willingly supplied the court his privileged correspondence with the AG. This openness is not what one finds with the fraudulent actions of Bisom/​Sorensen found in case 96</w:t>
-      </w:r>
-      <w:r>
-        <w:noBreakHyphen/>
-      </w:r>
-      <w:r>
-        <w:t xml:space="preserve">1320.</w:t>
+        <w:t xml:space="preserve">In Judge Lizama’s order, this issue of avoiding service came up only because Bradshaw was candid, frank and truthful and hid nothing from the Lizama court; and willingly supplied the court his privileged correspondence with the AG. This openness is not what one finds with the fraudulent actions of Bisom/​Sorensen found in case 96-⁠1320.</w:t>
       </w:r>
     </w:p>
     <w:p>
@@ -7473,13 +7221,7 @@
         <w:pStyle w:val="BodyText"/>
       </w:pPr>
       <w:r>
-        <w:t xml:space="preserve">While the seven cases cited above by Bisom are far removed from 96</w:t>
-      </w:r>
-      <w:r>
-        <w:noBreakHyphen/>
-      </w:r>
-      <w:r>
-        <w:t xml:space="preserve">1320 (except for the presence of fraud in a couple of them as is true with the Bisom case), it is interesting that one Federal case in 2001 had several features similar to the Bisom case. It is</w:t>
+        <w:t xml:space="preserve">While the seven cases cited above by Bisom are far removed from 96-⁠1320 (except for the presence of fraud in a couple of them as is true with the Bisom case), it is interesting that one Federal case in 2001 had several features similar to the Bisom case. It is</w:t>
       </w:r>
       <w:r>
         <w:t xml:space="preserve"> </w:t>
@@ -7506,13 +7248,7 @@
         <w:t xml:space="preserve">MacLeod Solicitors v. Keaty</w:t>
       </w:r>
       <w:r>
-        <w:t xml:space="preserve">, 260 F.3d 389</w:t>
-      </w:r>
-      <w:r>
-        <w:noBreakHyphen/>
-      </w:r>
-      <w:r>
-        <w:t xml:space="preserve">400 (5th Cir. 2001) (hereafter</w:t>
+        <w:t xml:space="preserve">, 260 F.3d 389-⁠400 (5th Cir. 2001) (hereafter</w:t>
       </w:r>
       <w:r>
         <w:t xml:space="preserve"> </w:t>
@@ -7769,13 +7505,7 @@
         <w:pStyle w:val="BodyText"/>
       </w:pPr>
       <w:r>
-        <w:t xml:space="preserve">Legal, proper service of process was never attempted on Bradshaw by plaintiff or the court. CNMI long arm laws at 7 CMC 1102</w:t>
-      </w:r>
-      <w:r>
-        <w:noBreakHyphen/>
-      </w:r>
-      <w:r>
-        <w:t xml:space="preserve">1104</w:t>
+        <w:t xml:space="preserve">Legal, proper service of process was never attempted on Bradshaw by plaintiff or the court. CNMI long arm laws at 7 CMC 1102-⁠1104</w:t>
       </w:r>
       <w:r>
         <w:t xml:space="preserve"> </w:t>
@@ -8137,19 +7867,7 @@
         <w:pStyle w:val="BodyText"/>
       </w:pPr>
       <w:r>
-        <w:t xml:space="preserve">While Judge Castro was certainly confused and did not understood what was before him, the Supreme Court in its review of 2000</w:t>
-      </w:r>
-      <w:r>
-        <w:noBreakHyphen/>
-      </w:r>
-      <w:r>
-        <w:t xml:space="preserve">016, 2000</w:t>
-      </w:r>
-      <w:r>
-        <w:noBreakHyphen/>
-      </w:r>
-      <w:r>
-        <w:t xml:space="preserve">023 (Consolidated) took note that the AG did not represent Bradshaw at the trial. Therefore, the AG had no power to waive anything in terms of Bradshaw. Judge Castro’s Order of Feb 22, 2000 was thus wrong. In fact, it was wrong in almost all aspects.</w:t>
+        <w:t xml:space="preserve">While Judge Castro was certainly confused and did not understood what was before him, the Supreme Court in its review of 2000-⁠016, 2000-⁠023 (Consolidated) took note that the AG did not represent Bradshaw at the trial. Therefore, the AG had no power to waive anything in terms of Bradshaw. Judge Castro’s Order of Feb 22, 2000 was thus wrong. In fact, it was wrong in almost all aspects.</w:t>
       </w:r>
     </w:p>
     <w:p>
@@ -8497,13 +8215,7 @@
         <w:pStyle w:val="BodyText"/>
       </w:pPr>
       <w:r>
-        <w:t xml:space="preserve">Finally, many of the related issues on the fraud and corruption by the alleged thieves and crooks Bisom/​Sorensen are now in Federal Court (case 05</w:t>
-      </w:r>
-      <w:r>
-        <w:noBreakHyphen/>
-      </w:r>
-      <w:r>
-        <w:t xml:space="preserve">0027) with a plea that Bisom/​Sorensen be required to refund the $140,000 that was illegally collected from the CNMI through fraud and the incompetence and bias of the trial court in Feb 2000.</w:t>
+        <w:t xml:space="preserve">Finally, many of the related issues on the fraud and corruption by the alleged thieves and crooks Bisom/​Sorensen are now in Federal Court (case 05-⁠0027) with a plea that Bisom/​Sorensen be required to refund the $140,000 that was illegally collected from the CNMI through fraud and the incompetence and bias of the trial court in Feb 2000.</w:t>
       </w:r>
     </w:p>
     <w:p>
@@ -8622,13 +8334,7 @@
         <w:pStyle w:val="BodyText"/>
       </w:pPr>
       <w:r>
-        <w:t xml:space="preserve">With the obvious and undeniable presence of fraud and deception on the trial court in Feb 2000 by Bisom/​Sorensen, it would seem unthinkable that the appeals court will now reverse Judge Lizama’s decision and once more reward Bisom/​Sorensen with an illegal judgment that they never earned in the first place. Defendant Bradshaw asks the court to uphold and affirm the decision of Judge Lizama that Bradshaw was not properly served in case 96</w:t>
-      </w:r>
-      <w:r>
-        <w:noBreakHyphen/>
-      </w:r>
-      <w:r>
-        <w:t xml:space="preserve">1320.</w:t>
+        <w:t xml:space="preserve">With the obvious and undeniable presence of fraud and deception on the trial court in Feb 2000 by Bisom/​Sorensen, it would seem unthinkable that the appeals court will now reverse Judge Lizama’s decision and once more reward Bisom/​Sorensen with an illegal judgment that they never earned in the first place. Defendant Bradshaw asks the court to uphold and affirm the decision of Judge Lizama that Bradshaw was not properly served in case 96-⁠1320.</w:t>
       </w:r>
     </w:p>
     <w:p>
@@ -9154,9 +8860,7 @@
         <w:t xml:space="preserve"> </w:t>
       </w:r>
       <w:r>
-        <w:t xml:space="preserve">48090</w:t>
-        <w:noBreakHyphen/>
-        <w:t xml:space="preserve">9022</w:t>
+        <w:t xml:space="preserve">48090-⁠9022</w:t>
       </w:r>
     </w:p>
     <w:p>
@@ -10138,7 +9842,7 @@
     <w:qFormat/>
     <w:pPr>
       <w:keepLines/>
-      <w:spacing w:before="0" w:after="140" w:line="276" w:lineRule="exact"/>
+      <w:spacing w:before="46" w:after="140" w:line="276" w:lineRule="exact"/>
     </w:pPr>
     <w:rPr>
       <w:sz w:val="24"/>
